--- a/documentation/Projektdokumentation_RTOS_STAH_PIER.docx
+++ b/documentation/Projektdokumentation_RTOS_STAH_PIER.docx
@@ -51,15 +51,7 @@
             </w:pPr>
             <w:r>
               <w:rPr/>
-              <w:t xml:space="preserve">RTOS </w:t>
-            </w:r>
-            <w:r>
-              <w:rPr/>
-              <w:t xml:space="preserve">&amp; C++ </w:t>
-            </w:r>
-            <w:r>
-              <w:rPr/>
-              <w:t>Project Work</w:t>
+              <w:t>RTOS &amp; C++ Project Work</w:t>
             </w:r>
           </w:p>
           <w:p>
@@ -2453,8 +2445,8 @@
       <w:tblGrid>
         <w:gridCol w:w="1765"/>
         <w:gridCol w:w="1188"/>
-        <w:gridCol w:w="2097"/>
-        <w:gridCol w:w="2169"/>
+        <w:gridCol w:w="2096"/>
+        <w:gridCol w:w="2170"/>
         <w:gridCol w:w="2171"/>
       </w:tblGrid>
       <w:tr>
@@ -2515,7 +2507,7 @@
         </w:tc>
         <w:tc>
           <w:tcPr>
-            <w:tcW w:w="2097" w:type="dxa"/>
+            <w:tcW w:w="2096" w:type="dxa"/>
             <w:tcBorders/>
             <w:shd w:color="auto" w:fill="A6A6A6" w:themeFill="background1" w:themeFillShade="a6" w:val="clear"/>
           </w:tcPr>
@@ -2540,7 +2532,7 @@
         </w:tc>
         <w:tc>
           <w:tcPr>
-            <w:tcW w:w="2169" w:type="dxa"/>
+            <w:tcW w:w="2170" w:type="dxa"/>
             <w:tcBorders/>
             <w:shd w:color="auto" w:fill="A6A6A6" w:themeFill="background1" w:themeFillShade="a6" w:val="clear"/>
           </w:tcPr>
@@ -2648,7 +2640,7 @@
         </w:tc>
         <w:tc>
           <w:tcPr>
-            <w:tcW w:w="2097" w:type="dxa"/>
+            <w:tcW w:w="2096" w:type="dxa"/>
             <w:tcBorders>
               <w:top w:val="single" w:sz="8" w:space="0" w:color="FFFFFF"/>
               <w:start w:val="single" w:sz="8" w:space="0" w:color="FFFFFF"/>
@@ -2669,7 +2661,7 @@
         </w:tc>
         <w:tc>
           <w:tcPr>
-            <w:tcW w:w="2169" w:type="dxa"/>
+            <w:tcW w:w="2170" w:type="dxa"/>
             <w:tcBorders>
               <w:top w:val="single" w:sz="8" w:space="0" w:color="FFFFFF"/>
               <w:start w:val="single" w:sz="8" w:space="0" w:color="FFFFFF"/>
@@ -2758,7 +2750,7 @@
         </w:tc>
         <w:tc>
           <w:tcPr>
-            <w:tcW w:w="2097" w:type="dxa"/>
+            <w:tcW w:w="2096" w:type="dxa"/>
             <w:tcBorders>
               <w:top w:val="single" w:sz="8" w:space="0" w:color="FFFFFF"/>
               <w:start w:val="single" w:sz="8" w:space="0" w:color="FFFFFF"/>
@@ -2779,7 +2771,7 @@
         </w:tc>
         <w:tc>
           <w:tcPr>
-            <w:tcW w:w="2169" w:type="dxa"/>
+            <w:tcW w:w="2170" w:type="dxa"/>
             <w:tcBorders>
               <w:top w:val="single" w:sz="8" w:space="0" w:color="FFFFFF"/>
               <w:start w:val="single" w:sz="8" w:space="0" w:color="FFFFFF"/>
@@ -2868,7 +2860,7 @@
         </w:tc>
         <w:tc>
           <w:tcPr>
-            <w:tcW w:w="2097" w:type="dxa"/>
+            <w:tcW w:w="2096" w:type="dxa"/>
             <w:tcBorders>
               <w:top w:val="single" w:sz="8" w:space="0" w:color="FFFFFF"/>
               <w:start w:val="single" w:sz="8" w:space="0" w:color="FFFFFF"/>
@@ -2889,7 +2881,7 @@
         </w:tc>
         <w:tc>
           <w:tcPr>
-            <w:tcW w:w="2169" w:type="dxa"/>
+            <w:tcW w:w="2170" w:type="dxa"/>
             <w:tcBorders>
               <w:top w:val="single" w:sz="8" w:space="0" w:color="FFFFFF"/>
               <w:start w:val="single" w:sz="8" w:space="0" w:color="FFFFFF"/>
@@ -3285,8 +3277,8 @@
         <w:tblLook w:val="01e0" w:noHBand="0" w:noVBand="0" w:firstColumn="1" w:lastRow="1" w:lastColumn="1" w:firstRow="1"/>
       </w:tblPr>
       <w:tblGrid>
-        <w:gridCol w:w="1217"/>
-        <w:gridCol w:w="1830"/>
+        <w:gridCol w:w="1216"/>
+        <w:gridCol w:w="1831"/>
         <w:gridCol w:w="4054"/>
         <w:gridCol w:w="2368"/>
       </w:tblGrid>
@@ -3296,7 +3288,7 @@
         </w:trPr>
         <w:tc>
           <w:tcPr>
-            <w:tcW w:w="1217" w:type="dxa"/>
+            <w:tcW w:w="1216" w:type="dxa"/>
             <w:tcBorders/>
             <w:shd w:color="auto" w:fill="A6A6A6" w:val="clear"/>
           </w:tcPr>
@@ -3317,7 +3309,7 @@
         </w:tc>
         <w:tc>
           <w:tcPr>
-            <w:tcW w:w="1830" w:type="dxa"/>
+            <w:tcW w:w="1831" w:type="dxa"/>
             <w:tcBorders/>
             <w:shd w:color="auto" w:fill="A6A6A6" w:val="clear"/>
           </w:tcPr>
@@ -3385,7 +3377,7 @@
         </w:trPr>
         <w:tc>
           <w:tcPr>
-            <w:tcW w:w="1217" w:type="dxa"/>
+            <w:tcW w:w="1216" w:type="dxa"/>
             <w:tcBorders>
               <w:top w:val="single" w:sz="8" w:space="0" w:color="FFFFFF"/>
               <w:start w:val="single" w:sz="8" w:space="0" w:color="FFFFFF"/>
@@ -3407,7 +3399,7 @@
         </w:tc>
         <w:tc>
           <w:tcPr>
-            <w:tcW w:w="1830" w:type="dxa"/>
+            <w:tcW w:w="1831" w:type="dxa"/>
             <w:tcBorders>
               <w:top w:val="single" w:sz="8" w:space="0" w:color="FFFFFF"/>
               <w:start w:val="single" w:sz="8" w:space="0" w:color="FFFFFF"/>
@@ -3478,7 +3470,7 @@
         </w:trPr>
         <w:tc>
           <w:tcPr>
-            <w:tcW w:w="1217" w:type="dxa"/>
+            <w:tcW w:w="1216" w:type="dxa"/>
             <w:tcBorders>
               <w:top w:val="single" w:sz="8" w:space="0" w:color="FFFFFF"/>
               <w:start w:val="single" w:sz="8" w:space="0" w:color="FFFFFF"/>
@@ -3500,7 +3492,7 @@
         </w:tc>
         <w:tc>
           <w:tcPr>
-            <w:tcW w:w="1830" w:type="dxa"/>
+            <w:tcW w:w="1831" w:type="dxa"/>
             <w:tcBorders>
               <w:top w:val="single" w:sz="8" w:space="0" w:color="FFFFFF"/>
               <w:start w:val="single" w:sz="8" w:space="0" w:color="FFFFFF"/>
@@ -3571,7 +3563,7 @@
         </w:trPr>
         <w:tc>
           <w:tcPr>
-            <w:tcW w:w="1217" w:type="dxa"/>
+            <w:tcW w:w="1216" w:type="dxa"/>
             <w:tcBorders>
               <w:top w:val="single" w:sz="8" w:space="0" w:color="FFFFFF"/>
               <w:start w:val="single" w:sz="8" w:space="0" w:color="FFFFFF"/>
@@ -3593,7 +3585,7 @@
         </w:tc>
         <w:tc>
           <w:tcPr>
-            <w:tcW w:w="1830" w:type="dxa"/>
+            <w:tcW w:w="1831" w:type="dxa"/>
             <w:tcBorders>
               <w:top w:val="single" w:sz="8" w:space="0" w:color="FFFFFF"/>
               <w:start w:val="single" w:sz="8" w:space="0" w:color="FFFFFF"/>
@@ -3716,7 +3708,7 @@
       <mc:AlternateContent>
         <mc:Choice Requires="wps">
           <w:drawing>
-            <wp:anchor behindDoc="1" distT="4445" distB="0" distL="118110" distR="114935" simplePos="0" locked="0" layoutInCell="0" allowOverlap="0" relativeHeight="3" wp14:anchorId="498EFAB7">
+            <wp:anchor distT="4445" distB="0" distL="118110" distR="114935" simplePos="0" relativeHeight="3" behindDoc="1" locked="0" layoutInCell="0" allowOverlap="0" wp14:anchorId="498EFAB7">
               <wp:simplePos x="0" y="0"/>
               <wp:positionH relativeFrom="page">
                 <wp:posOffset>0</wp:posOffset>
@@ -3757,7 +3749,7 @@
                       <w:txbxContent>
                         <w:p>
                           <w:pPr>
-                            <w:pStyle w:val="FrameContentsuser"/>
+                            <w:pStyle w:val="FrameContents"/>
                             <w:jc w:val="end"/>
                             <w:rPr>
                               <w:sz w:val="16"/>
@@ -3825,7 +3817,7 @@
                 <w:txbxContent>
                   <w:p>
                     <w:pPr>
-                      <w:pStyle w:val="FrameContentsuser"/>
+                      <w:pStyle w:val="FrameContents"/>
                       <w:jc w:val="end"/>
                       <w:rPr>
                         <w:sz w:val="16"/>
@@ -3935,7 +3927,7 @@
       <mc:AlternateContent>
         <mc:Choice Requires="wps">
           <w:drawing>
-            <wp:anchor behindDoc="1" distT="4445" distB="0" distL="118110" distR="114935" simplePos="0" locked="0" layoutInCell="0" allowOverlap="0" relativeHeight="8" wp14:anchorId="498EFAB7">
+            <wp:anchor distT="4445" distB="0" distL="118110" distR="114935" simplePos="0" relativeHeight="9" behindDoc="1" locked="0" layoutInCell="0" allowOverlap="0" wp14:anchorId="498EFAB7">
               <wp:simplePos x="0" y="0"/>
               <wp:positionH relativeFrom="page">
                 <wp:posOffset>6509385</wp:posOffset>
@@ -3976,7 +3968,7 @@
                       <w:txbxContent>
                         <w:p>
                           <w:pPr>
-                            <w:pStyle w:val="FrameContentsuser"/>
+                            <w:pStyle w:val="FrameContents"/>
                             <w:jc w:val="end"/>
                             <w:rPr>
                               <w:sz w:val="16"/>
@@ -4044,7 +4036,7 @@
                 <w:txbxContent>
                   <w:p>
                     <w:pPr>
-                      <w:pStyle w:val="FrameContentsuser"/>
+                      <w:pStyle w:val="FrameContents"/>
                       <w:jc w:val="end"/>
                       <w:rPr>
                         <w:sz w:val="16"/>
@@ -4126,7 +4118,7 @@
       <mc:AlternateContent>
         <mc:Choice Requires="wps">
           <w:drawing>
-            <wp:anchor behindDoc="1" distT="4445" distB="0" distL="118110" distR="114935" simplePos="0" locked="0" layoutInCell="0" allowOverlap="0" relativeHeight="8" wp14:anchorId="498EFAB7">
+            <wp:anchor distT="4445" distB="0" distL="118110" distR="114935" simplePos="0" relativeHeight="9" behindDoc="1" locked="0" layoutInCell="0" allowOverlap="0" wp14:anchorId="498EFAB7">
               <wp:simplePos x="0" y="0"/>
               <wp:positionH relativeFrom="page">
                 <wp:posOffset>6509385</wp:posOffset>
@@ -4167,7 +4159,7 @@
                       <w:txbxContent>
                         <w:p>
                           <w:pPr>
-                            <w:pStyle w:val="FrameContentsuser"/>
+                            <w:pStyle w:val="FrameContents"/>
                             <w:jc w:val="end"/>
                             <w:rPr>
                               <w:sz w:val="16"/>
@@ -4235,7 +4227,7 @@
                 <w:txbxContent>
                   <w:p>
                     <w:pPr>
-                      <w:pStyle w:val="FrameContentsuser"/>
+                      <w:pStyle w:val="FrameContents"/>
                       <w:jc w:val="end"/>
                       <w:rPr>
                         <w:sz w:val="16"/>
@@ -4341,7 +4333,7 @@
     <w:r>
       <w:rPr/>
       <w:drawing>
-        <wp:anchor behindDoc="1" distT="0" distB="0" distL="0" distR="0" simplePos="0" locked="0" layoutInCell="0" allowOverlap="1" relativeHeight="2">
+        <wp:anchor distT="0" distB="0" distL="0" distR="0" simplePos="0" relativeHeight="2" behindDoc="1" locked="0" layoutInCell="0" allowOverlap="1">
           <wp:simplePos x="0" y="0"/>
           <wp:positionH relativeFrom="page">
             <wp:posOffset>875030</wp:posOffset>
@@ -4387,7 +4379,7 @@
         </wp:anchor>
       </w:drawing>
       <w:drawing>
-        <wp:anchor behindDoc="1" distT="0" distB="0" distL="0" distR="0" simplePos="0" locked="0" layoutInCell="0" allowOverlap="1" relativeHeight="4">
+        <wp:anchor distT="0" distB="0" distL="0" distR="0" simplePos="0" relativeHeight="4" behindDoc="1" locked="0" layoutInCell="0" allowOverlap="1">
           <wp:simplePos x="0" y="0"/>
           <wp:positionH relativeFrom="page">
             <wp:posOffset>864870</wp:posOffset>
@@ -6130,8 +6122,8 @@
       <w:lang w:val="fr-CH" w:eastAsia="en-US"/>
     </w:rPr>
   </w:style>
-  <w:style w:type="character" w:styleId="FootnoteCharactersuser">
-    <w:name w:val="Footnote Characters (user)"/>
+  <w:style w:type="character" w:styleId="FootnoteCharacters">
+    <w:name w:val="Footnote Characters"/>
     <w:semiHidden/>
     <w:qFormat/>
     <w:rsid w:val="006247d6"/>
@@ -6139,8 +6131,8 @@
       <w:vertAlign w:val="superscript"/>
     </w:rPr>
   </w:style>
-  <w:style w:type="character" w:styleId="FootnoteCharacters">
-    <w:name w:val="Footnote Characters"/>
+  <w:style w:type="character" w:styleId="FootnoteCharactersuser">
+    <w:name w:val="Footnote Characters (user)"/>
     <w:qFormat/>
     <w:rPr>
       <w:vertAlign w:val="superscript"/>
@@ -6674,8 +6666,8 @@
       <w:szCs w:val="16"/>
     </w:rPr>
   </w:style>
-  <w:style w:type="paragraph" w:styleId="FrameContentsuser">
-    <w:name w:val="Frame Contents (user)"/>
+  <w:style w:type="paragraph" w:styleId="FrameContents">
+    <w:name w:val="Frame Contents"/>
     <w:basedOn w:val="Normal"/>
     <w:qFormat/>
     <w:pPr/>
@@ -6704,8 +6696,8 @@
       <w:bCs/>
     </w:rPr>
   </w:style>
-  <w:style w:type="paragraph" w:styleId="FrameContents">
-    <w:name w:val="Frame Contents"/>
+  <w:style w:type="paragraph" w:styleId="FrameContentsuser">
+    <w:name w:val="Frame Contents (user)"/>
     <w:basedOn w:val="Normal"/>
     <w:qFormat/>
     <w:pPr/>
